--- a/更新方法.docx
+++ b/更新方法.docx
@@ -21,58 +21,29 @@
         <w:rPr>
           <w:rFonts w:hint="eastAsia"/>
         </w:rPr>
-        <w:t xml:space="preserve"> cd </w:t>
+        <w:t xml:space="preserve"> </w:t>
       </w:r>
       <w:r>
-        <w:t>E:\</w:t>
+        <w:t>cd /d E:\personalsite</w:t>
       </w:r>
-      <w:proofErr w:type="gramStart"/>
-      <w:r>
-        <w:t>personalsite</w:t>
-      </w:r>
-      <w:proofErr w:type="gramEnd"/>
-    </w:p>
-    <w:p>
-      <w:r>
-        <w:rPr>
-          <w:rFonts w:hint="eastAsia"/>
-        </w:rPr>
-        <w:t xml:space="preserve"> python3 jemdoc.py </w:t>
-      </w:r>
-      <w:proofErr w:type="spellStart"/>
-      <w:proofErr w:type="gramStart"/>
-      <w:r>
-        <w:rPr>
-          <w:rFonts w:hint="eastAsia"/>
-        </w:rPr>
-        <w:t>index.jemdoc</w:t>
-      </w:r>
-      <w:proofErr w:type="spellEnd"/>
-      <w:proofErr w:type="gramEnd"/>
     </w:p>
     <w:p/>
     <w:p>
       <w:r>
-        <w:rPr>
-          <w:rFonts w:hint="eastAsia"/>
-        </w:rPr>
-        <w:t>然后在</w:t>
-      </w:r>
-      <w:proofErr w:type="spellStart"/>
-      <w:r>
-        <w:rPr>
-          <w:rFonts w:hint="eastAsia"/>
-        </w:rPr>
-        <w:t>github</w:t>
-      </w:r>
-      <w:proofErr w:type="spellEnd"/>
-      <w:r>
-        <w:rPr>
-          <w:rFonts w:hint="eastAsia"/>
-        </w:rPr>
-        <w:t>上更新文件即可</w:t>
+        <w:t>git add .</w:t>
       </w:r>
     </w:p>
+    <w:p>
+      <w:r>
+        <w:t>git commit -m "update website"</w:t>
+      </w:r>
+    </w:p>
+    <w:p>
+      <w:r>
+        <w:t>git push</w:t>
+      </w:r>
+    </w:p>
+    <w:p/>
     <w:sectPr>
       <w:pgSz w:w="11906" w:h="16838"/>
       <w:pgMar w:top="1440" w:right="1800" w:bottom="1440" w:left="1800" w:header="851" w:footer="992" w:gutter="0"/>
@@ -724,7 +695,6 @@
   <w:style w:type="character" w:default="1" w:styleId="a0">
     <w:name w:val="Default Paragraph Font"/>
     <w:uiPriority w:val="1"/>
-    <w:semiHidden/>
     <w:unhideWhenUsed/>
   </w:style>
   <w:style w:type="table" w:default="1" w:styleId="a1">
@@ -1104,6 +1074,33 @@
     <w:rPr>
       <w:sz w:val="18"/>
       <w:szCs w:val="18"/>
+    </w:rPr>
+  </w:style>
+  <w:style w:type="paragraph" w:styleId="HTML">
+    <w:name w:val="HTML Preformatted"/>
+    <w:basedOn w:val="a"/>
+    <w:link w:val="HTML0"/>
+    <w:uiPriority w:val="99"/>
+    <w:semiHidden/>
+    <w:unhideWhenUsed/>
+    <w:rsid w:val="00C93794"/>
+    <w:rPr>
+      <w:rFonts w:ascii="Courier New" w:hAnsi="Courier New" w:cs="Courier New"/>
+      <w:sz w:val="20"/>
+      <w:szCs w:val="20"/>
+    </w:rPr>
+  </w:style>
+  <w:style w:type="character" w:customStyle="1" w:styleId="HTML0">
+    <w:name w:val="HTML 预设格式 字符"/>
+    <w:basedOn w:val="a0"/>
+    <w:link w:val="HTML"/>
+    <w:uiPriority w:val="99"/>
+    <w:semiHidden/>
+    <w:rsid w:val="00C93794"/>
+    <w:rPr>
+      <w:rFonts w:ascii="Courier New" w:hAnsi="Courier New" w:cs="Courier New"/>
+      <w:sz w:val="20"/>
+      <w:szCs w:val="20"/>
     </w:rPr>
   </w:style>
 </w:styles>

--- a/更新方法.docx
+++ b/更新方法.docx
@@ -27,11 +27,27 @@
         <w:t>cd /d E:\personalsite</w:t>
       </w:r>
     </w:p>
-    <w:p/>
     <w:p>
       <w:r>
-        <w:t>git add .</w:t>
+        <w:t xml:space="preserve">python3 jemdoc.py </w:t>
       </w:r>
+      <w:proofErr w:type="spellStart"/>
+      <w:proofErr w:type="gramStart"/>
+      <w:r>
+        <w:t>index.jemdoc</w:t>
+      </w:r>
+      <w:proofErr w:type="spellEnd"/>
+      <w:proofErr w:type="gramEnd"/>
+    </w:p>
+    <w:p>
+      <w:r>
+        <w:t xml:space="preserve">git </w:t>
+      </w:r>
+      <w:proofErr w:type="gramStart"/>
+      <w:r>
+        <w:t>add .</w:t>
+      </w:r>
+      <w:proofErr w:type="gramEnd"/>
     </w:p>
     <w:p>
       <w:r>
@@ -695,6 +711,7 @@
   <w:style w:type="character" w:default="1" w:styleId="a0">
     <w:name w:val="Default Paragraph Font"/>
     <w:uiPriority w:val="1"/>
+    <w:semiHidden/>
     <w:unhideWhenUsed/>
   </w:style>
   <w:style w:type="table" w:default="1" w:styleId="a1">
